--- a/services/Mail-Posfix.docx
+++ b/services/Mail-Posfix.docx
@@ -2,12 +2,1265 @@
 <file path=word/document2.xml><?xml version="1.0" encoding="utf-8"?>
 <w:document xmlns:wpc="http://schemas.microsoft.com/office/word/2010/wordprocessingCanvas" xmlns:mc="http://schemas.openxmlformats.org/markup-compatibility/2006" xmlns:o="urn:schemas-microsoft-com:office:office" xmlns:r="http://schemas.openxmlformats.org/officeDocument/2006/relationships" xmlns:m="http://schemas.openxmlformats.org/officeDocument/2006/math" xmlns:v="urn:schemas-microsoft-com:vml" xmlns:wp14="http://schemas.microsoft.com/office/word/2010/wordprocessingDrawing" xmlns:wp="http://schemas.openxmlformats.org/drawingml/2006/wordprocessingDrawing" xmlns:w10="urn:schemas-microsoft-com:office:word" xmlns:w="http://schemas.openxmlformats.org/wordprocessingml/2006/main" xmlns:w14="http://schemas.microsoft.com/office/word/2010/wordml" xmlns:w15="http://schemas.microsoft.com/office/word/2012/wordml" xmlns:wpg="http://schemas.microsoft.com/office/word/2010/wordprocessingGroup" xmlns:wpi="http://schemas.microsoft.com/office/word/2010/wordprocessingInk" xmlns:wne="http://schemas.microsoft.com/office/word/2006/wordml" xmlns:wps="http://schemas.microsoft.com/office/word/2010/wordprocessingShape" mc:Ignorable="w14 w15 wp14">
   <w:body>
-    <w:p xmlns:wp14="http://schemas.microsoft.com/office/word/2010/wordml" wp14:textId="77777777">
-      <w:bookmarkStart w:id="0" w:name="_GoBack"/>
-      <w:bookmarkEnd w:id="0"/>
+    <w:p>
+      <w:pPr>
+        <w:spacing w:line="240" w:lineRule="auto"/>
+        <w:rPr>
+          <w:rFonts w:ascii="Arial" w:hAnsi="Arial" w:eastAsia="Arial" w:cs="Arial"/>
+          <w:noProof w:val="0"/>
+          <w:sz w:val="28"/>
+          <w:szCs w:val="28"/>
+          <w:lang w:val="en-US"/>
+        </w:rPr>
+      </w:pPr>
+      <w:r>
+        <w:rPr>
+          <w:rFonts w:ascii="Arial" w:hAnsi="Arial" w:eastAsia="Arial" w:cs="Arial"/>
+          <w:noProof w:val="0"/>
+          <w:sz w:val="28"/>
+          <w:szCs w:val="28"/>
+          <w:lang w:val="en"/>
+        </w:rPr>
+        <w:t>-SMTP Server</w:t>
+      </w:r>
+    </w:p>
+    <w:p>
+      <w:pPr>
+        <w:spacing w:line="240" w:lineRule="auto"/>
+        <w:rPr>
+          <w:rFonts w:ascii="Arial" w:hAnsi="Arial" w:eastAsia="Arial" w:cs="Arial"/>
+          <w:noProof w:val="0"/>
+          <w:sz w:val="28"/>
+          <w:szCs w:val="28"/>
+          <w:lang w:val="en-US"/>
+        </w:rPr>
+      </w:pPr>
+      <w:r>
+        <w:rPr>
+          <w:rFonts w:ascii="Arial" w:hAnsi="Arial" w:eastAsia="Arial" w:cs="Arial"/>
+          <w:noProof w:val="0"/>
+          <w:sz w:val="28"/>
+          <w:szCs w:val="28"/>
+          <w:lang w:val="en"/>
+        </w:rPr>
+        <w:t>OS   :CentOS 7.7</w:t>
+      </w:r>
+    </w:p>
+    <w:p>
+      <w:pPr>
+        <w:spacing w:line="240" w:lineRule="auto"/>
+        <w:rPr>
+          <w:rFonts w:ascii="Arial" w:hAnsi="Arial" w:eastAsia="Arial" w:cs="Arial"/>
+          <w:noProof w:val="0"/>
+          <w:sz w:val="28"/>
+          <w:szCs w:val="28"/>
+          <w:lang w:val="en-US"/>
+        </w:rPr>
+      </w:pPr>
+      <w:r>
+        <w:rPr>
+          <w:rFonts w:ascii="Arial" w:hAnsi="Arial" w:eastAsia="Arial" w:cs="Arial"/>
+          <w:noProof w:val="0"/>
+          <w:sz w:val="28"/>
+          <w:szCs w:val="28"/>
+          <w:lang w:val="en"/>
+        </w:rPr>
+        <w:t>IP Address   :192.168.1.21</w:t>
+      </w:r>
+    </w:p>
+    <w:p>
+      <w:pPr>
+        <w:spacing w:line="240" w:lineRule="auto"/>
+        <w:rPr>
+          <w:rFonts w:ascii="Arial" w:hAnsi="Arial" w:eastAsia="Arial" w:cs="Arial"/>
+          <w:noProof w:val="0"/>
+          <w:sz w:val="28"/>
+          <w:szCs w:val="28"/>
+          <w:lang w:val="en-US"/>
+        </w:rPr>
+      </w:pPr>
+      <w:r>
+        <w:rPr>
+          <w:rFonts w:ascii="Arial" w:hAnsi="Arial" w:eastAsia="Arial" w:cs="Arial"/>
+          <w:noProof w:val="0"/>
+          <w:sz w:val="28"/>
+          <w:szCs w:val="28"/>
+          <w:lang w:val="en"/>
+        </w:rPr>
+        <w:t>Host-name   :mail1.example.com</w:t>
+      </w:r>
+    </w:p>
+    <w:p>
+      <w:pPr>
+        <w:spacing w:line="240" w:lineRule="auto"/>
+        <w:rPr>
+          <w:rFonts w:ascii="Arial" w:hAnsi="Arial" w:eastAsia="Arial" w:cs="Arial"/>
+          <w:noProof w:val="0"/>
+          <w:sz w:val="28"/>
+          <w:szCs w:val="28"/>
+          <w:lang w:val="en-US"/>
+        </w:rPr>
+      </w:pPr>
+      <w:r>
+        <w:rPr>
+          <w:rFonts w:ascii="Arial" w:hAnsi="Arial" w:eastAsia="Arial" w:cs="Arial"/>
+          <w:noProof w:val="0"/>
+          <w:sz w:val="28"/>
+          <w:szCs w:val="28"/>
+          <w:lang w:val="en"/>
+        </w:rPr>
+        <w:t>-Null Client Postfix</w:t>
+      </w:r>
+    </w:p>
+    <w:p>
+      <w:pPr>
+        <w:spacing w:line="240" w:lineRule="auto"/>
+        <w:rPr>
+          <w:rFonts w:ascii="Arial" w:hAnsi="Arial" w:eastAsia="Arial" w:cs="Arial"/>
+          <w:noProof w:val="0"/>
+          <w:sz w:val="28"/>
+          <w:szCs w:val="28"/>
+          <w:lang w:val="en-US"/>
+        </w:rPr>
+      </w:pPr>
+      <w:r>
+        <w:rPr>
+          <w:rFonts w:ascii="Arial" w:hAnsi="Arial" w:eastAsia="Arial" w:cs="Arial"/>
+          <w:noProof w:val="0"/>
+          <w:sz w:val="28"/>
+          <w:szCs w:val="28"/>
+          <w:lang w:val="en"/>
+        </w:rPr>
+        <w:t>OS   :CentOS 7.7</w:t>
+      </w:r>
+    </w:p>
+    <w:p>
+      <w:pPr>
+        <w:spacing w:line="240" w:lineRule="auto"/>
+        <w:rPr>
+          <w:rFonts w:ascii="Arial" w:hAnsi="Arial" w:eastAsia="Arial" w:cs="Arial"/>
+          <w:noProof w:val="0"/>
+          <w:sz w:val="28"/>
+          <w:szCs w:val="28"/>
+          <w:lang w:val="en-US"/>
+        </w:rPr>
+      </w:pPr>
+      <w:r>
+        <w:rPr>
+          <w:rFonts w:ascii="Arial" w:hAnsi="Arial" w:eastAsia="Arial" w:cs="Arial"/>
+          <w:noProof w:val="0"/>
+          <w:sz w:val="28"/>
+          <w:szCs w:val="28"/>
+          <w:lang w:val="en"/>
+        </w:rPr>
+        <w:t>IP Address   :192.168.1.22</w:t>
+      </w:r>
+    </w:p>
+    <w:p>
+      <w:pPr>
+        <w:pStyle w:val="Normal"/>
+      </w:pPr>
+      <w:r>
+        <w:rPr>
+          <w:rFonts w:ascii="Arial" w:hAnsi="Arial" w:eastAsia="Arial" w:cs="Arial"/>
+          <w:noProof w:val="0"/>
+          <w:sz w:val="28"/>
+          <w:szCs w:val="28"/>
+          <w:lang w:val="en"/>
+        </w:rPr>
+        <w:t>Host-name   :mail2.example.com</w:t>
+      </w:r>
+    </w:p>
+    <w:p>
+      <w:pPr>
+        <w:pStyle w:val="Normal"/>
+        <w:rPr>
+          <w:rFonts w:ascii="Arial" w:hAnsi="Arial" w:eastAsia="Arial" w:cs="Arial"/>
+          <w:noProof w:val="0"/>
+          <w:sz w:val="28"/>
+          <w:szCs w:val="28"/>
+          <w:lang w:val="en"/>
+        </w:rPr>
+      </w:pPr>
+    </w:p>
+    <w:p>
+      <w:pPr>
+        <w:pStyle w:val="Normal"/>
+        <w:rPr>
+          <w:rFonts w:ascii="Arial" w:hAnsi="Arial" w:eastAsia="Arial" w:cs="Arial"/>
+          <w:noProof w:val="0"/>
+          <w:sz w:val="28"/>
+          <w:szCs w:val="28"/>
+          <w:lang w:val="en"/>
+        </w:rPr>
+      </w:pPr>
+    </w:p>
+    <w:p>
+      <w:pPr>
+        <w:pStyle w:val="Normal"/>
+        <w:rPr>
+          <w:rFonts w:ascii="Arial" w:hAnsi="Arial" w:eastAsia="Arial" w:cs="Arial"/>
+          <w:noProof w:val="0"/>
+          <w:sz w:val="28"/>
+          <w:szCs w:val="28"/>
+          <w:lang w:val="en"/>
+        </w:rPr>
+      </w:pPr>
+    </w:p>
+    <w:p>
+      <w:pPr>
+        <w:pStyle w:val="Normal"/>
+        <w:rPr>
+          <w:rFonts w:ascii="Arial" w:hAnsi="Arial" w:eastAsia="Arial" w:cs="Arial"/>
+          <w:noProof w:val="0"/>
+          <w:sz w:val="28"/>
+          <w:szCs w:val="28"/>
+          <w:lang w:val="en"/>
+        </w:rPr>
+      </w:pPr>
+      <w:r>
+        <w:rPr>
+          <w:rFonts w:ascii="Arial" w:hAnsi="Arial" w:eastAsia="Arial" w:cs="Arial"/>
+          <w:noProof w:val="0"/>
+          <w:sz w:val="28"/>
+          <w:szCs w:val="28"/>
+          <w:lang w:val="en"/>
+        </w:rPr>
+        <w:t># Parameters in SMTP server</w:t>
+      </w:r>
+    </w:p>
+    <w:p>
+      <w:pPr>
+        <w:pStyle w:val="Normal"/>
+        <w:rPr>
+          <w:rFonts w:ascii="Arial" w:hAnsi="Arial" w:eastAsia="Arial" w:cs="Arial"/>
+          <w:noProof w:val="0"/>
+          <w:sz w:val="28"/>
+          <w:szCs w:val="28"/>
+          <w:lang w:val="en"/>
+        </w:rPr>
+      </w:pPr>
+      <w:r>
+        <w:rPr>
+          <w:rFonts w:ascii="Arial" w:hAnsi="Arial" w:eastAsia="Arial" w:cs="Arial"/>
+          <w:noProof w:val="0"/>
+          <w:sz w:val="28"/>
+          <w:szCs w:val="28"/>
+          <w:lang w:val="en"/>
+        </w:rPr>
+        <w:t>Postconf</w:t>
+      </w:r>
+    </w:p>
+    <w:p>
+      <w:pPr>
+        <w:pStyle w:val="Normal"/>
+        <w:rPr>
+          <w:rFonts w:ascii="Arial" w:hAnsi="Arial" w:eastAsia="Arial" w:cs="Arial"/>
+          <w:noProof w:val="0"/>
+          <w:sz w:val="28"/>
+          <w:szCs w:val="28"/>
+          <w:lang w:val="en"/>
+        </w:rPr>
+      </w:pPr>
+      <w:r>
+        <w:rPr>
+          <w:rFonts w:ascii="Arial" w:hAnsi="Arial" w:eastAsia="Arial" w:cs="Arial"/>
+          <w:noProof w:val="0"/>
+          <w:sz w:val="28"/>
+          <w:szCs w:val="28"/>
+          <w:lang w:val="en"/>
+        </w:rPr>
+        <w:t>-myorigin=$mydomain</w:t>
+      </w:r>
+    </w:p>
+    <w:p>
+      <w:pPr>
+        <w:pStyle w:val="Normal"/>
+        <w:rPr>
+          <w:rFonts w:ascii="Arial" w:hAnsi="Arial" w:eastAsia="Arial" w:cs="Arial"/>
+          <w:noProof w:val="0"/>
+          <w:sz w:val="28"/>
+          <w:szCs w:val="28"/>
+          <w:lang w:val="en"/>
+        </w:rPr>
+      </w:pPr>
+      <w:r>
+        <w:rPr>
+          <w:rFonts w:ascii="Arial" w:hAnsi="Arial" w:eastAsia="Arial" w:cs="Arial"/>
+          <w:noProof w:val="0"/>
+          <w:sz w:val="28"/>
+          <w:szCs w:val="28"/>
+          <w:lang w:val="en"/>
+        </w:rPr>
+        <w:t>-</w:t>
+      </w:r>
+      <w:proofErr w:type="spellStart"/>
+      <w:r>
+        <w:rPr>
+          <w:rFonts w:ascii="Arial" w:hAnsi="Arial" w:eastAsia="Arial" w:cs="Arial"/>
+          <w:noProof w:val="0"/>
+          <w:sz w:val="28"/>
+          <w:szCs w:val="28"/>
+          <w:lang w:val="en"/>
+        </w:rPr>
+        <w:t>mydomain</w:t>
+      </w:r>
+      <w:proofErr w:type="spellEnd"/>
+      <w:r>
+        <w:rPr>
+          <w:rFonts w:ascii="Arial" w:hAnsi="Arial" w:eastAsia="Arial" w:cs="Arial"/>
+          <w:noProof w:val="0"/>
+          <w:sz w:val="28"/>
+          <w:szCs w:val="28"/>
+          <w:lang w:val="en"/>
+        </w:rPr>
+        <w:t>=</w:t>
+      </w:r>
+      <w:proofErr w:type="spellStart"/>
+      <w:r>
+        <w:rPr>
+          <w:rFonts w:ascii="Arial" w:hAnsi="Arial" w:eastAsia="Arial" w:cs="Arial"/>
+          <w:noProof w:val="0"/>
+          <w:sz w:val="28"/>
+          <w:szCs w:val="28"/>
+          <w:lang w:val="en"/>
+        </w:rPr>
+        <w:t>localdomain</w:t>
+      </w:r>
+      <w:proofErr w:type="spellEnd"/>
+      <w:r>
+        <w:rPr>
+          <w:rFonts w:ascii="Arial" w:hAnsi="Arial" w:eastAsia="Arial" w:cs="Arial"/>
+          <w:noProof w:val="0"/>
+          <w:sz w:val="28"/>
+          <w:szCs w:val="28"/>
+          <w:lang w:val="en"/>
+        </w:rPr>
+        <w:t xml:space="preserve">; example.com; </w:t>
+      </w:r>
+    </w:p>
+    <w:p>
+      <w:pPr>
+        <w:pStyle w:val="Normal"/>
+        <w:rPr>
+          <w:rFonts w:ascii="Arial" w:hAnsi="Arial" w:eastAsia="Arial" w:cs="Arial"/>
+          <w:noProof w:val="0"/>
+          <w:sz w:val="28"/>
+          <w:szCs w:val="28"/>
+          <w:lang w:val="en"/>
+        </w:rPr>
+      </w:pPr>
+      <w:r>
+        <w:rPr>
+          <w:rFonts w:ascii="Arial" w:hAnsi="Arial" w:eastAsia="Arial" w:cs="Arial"/>
+          <w:noProof w:val="0"/>
+          <w:sz w:val="28"/>
+          <w:szCs w:val="28"/>
+          <w:lang w:val="en"/>
+        </w:rPr>
+        <w:t>-</w:t>
+      </w:r>
+      <w:proofErr w:type="spellStart"/>
+      <w:r>
+        <w:rPr>
+          <w:rFonts w:ascii="Arial" w:hAnsi="Arial" w:eastAsia="Arial" w:cs="Arial"/>
+          <w:noProof w:val="0"/>
+          <w:sz w:val="28"/>
+          <w:szCs w:val="28"/>
+          <w:lang w:val="en"/>
+        </w:rPr>
+        <w:t>myhostname</w:t>
+      </w:r>
+      <w:proofErr w:type="spellEnd"/>
+      <w:r>
+        <w:rPr>
+          <w:rFonts w:ascii="Arial" w:hAnsi="Arial" w:eastAsia="Arial" w:cs="Arial"/>
+          <w:noProof w:val="0"/>
+          <w:sz w:val="28"/>
+          <w:szCs w:val="28"/>
+          <w:lang w:val="en"/>
+        </w:rPr>
+        <w:t xml:space="preserve"> = mail.example.com</w:t>
+      </w:r>
+    </w:p>
+    <w:p>
+      <w:pPr>
+        <w:pStyle w:val="Normal"/>
+        <w:rPr>
+          <w:rFonts w:ascii="Arial" w:hAnsi="Arial" w:eastAsia="Arial" w:cs="Arial"/>
+          <w:noProof w:val="0"/>
+          <w:sz w:val="28"/>
+          <w:szCs w:val="28"/>
+          <w:lang w:val="en"/>
+        </w:rPr>
+      </w:pPr>
+      <w:r>
+        <w:rPr>
+          <w:rFonts w:ascii="Arial" w:hAnsi="Arial" w:eastAsia="Arial" w:cs="Arial"/>
+          <w:noProof w:val="0"/>
+          <w:sz w:val="28"/>
+          <w:szCs w:val="28"/>
+          <w:lang w:val="en"/>
+        </w:rPr>
+        <w:t>-mydestination= example.com; mail2.example.com</w:t>
+      </w:r>
+    </w:p>
+    <w:p>
+      <w:pPr>
+        <w:pStyle w:val="Normal"/>
+        <w:rPr>
+          <w:rFonts w:ascii="Arial" w:hAnsi="Arial" w:eastAsia="Arial" w:cs="Arial"/>
+          <w:noProof w:val="0"/>
+          <w:sz w:val="28"/>
+          <w:szCs w:val="28"/>
+          <w:lang w:val="en"/>
+        </w:rPr>
+      </w:pPr>
+      <w:r>
+        <w:rPr>
+          <w:rFonts w:ascii="Arial" w:hAnsi="Arial" w:eastAsia="Arial" w:cs="Arial"/>
+          <w:noProof w:val="0"/>
+          <w:sz w:val="28"/>
+          <w:szCs w:val="28"/>
+          <w:lang w:val="en"/>
+        </w:rPr>
+        <w:t>-</w:t>
+      </w:r>
+      <w:proofErr w:type="spellStart"/>
+      <w:r>
+        <w:rPr>
+          <w:rFonts w:ascii="Arial" w:hAnsi="Arial" w:eastAsia="Arial" w:cs="Arial"/>
+          <w:noProof w:val="0"/>
+          <w:sz w:val="28"/>
+          <w:szCs w:val="28"/>
+          <w:lang w:val="en"/>
+        </w:rPr>
+        <w:t>inet_protocols</w:t>
+      </w:r>
+      <w:proofErr w:type="spellEnd"/>
+      <w:r>
+        <w:rPr>
+          <w:rFonts w:ascii="Arial" w:hAnsi="Arial" w:eastAsia="Arial" w:cs="Arial"/>
+          <w:noProof w:val="0"/>
+          <w:sz w:val="28"/>
+          <w:szCs w:val="28"/>
+          <w:lang w:val="en"/>
+        </w:rPr>
+        <w:t>=ipv4;</w:t>
+      </w:r>
+    </w:p>
+    <w:p>
+      <w:pPr>
+        <w:pStyle w:val="Normal"/>
+        <w:rPr>
+          <w:rFonts w:ascii="Arial" w:hAnsi="Arial" w:eastAsia="Arial" w:cs="Arial"/>
+          <w:noProof w:val="0"/>
+          <w:sz w:val="28"/>
+          <w:szCs w:val="28"/>
+          <w:lang w:val="en"/>
+        </w:rPr>
+      </w:pPr>
+      <w:r>
+        <w:rPr>
+          <w:rFonts w:ascii="Arial" w:hAnsi="Arial" w:eastAsia="Arial" w:cs="Arial"/>
+          <w:noProof w:val="0"/>
+          <w:sz w:val="28"/>
+          <w:szCs w:val="28"/>
+          <w:lang w:val="en"/>
+        </w:rPr>
+        <w:t>-</w:t>
+      </w:r>
+      <w:proofErr w:type="spellStart"/>
+      <w:r>
+        <w:rPr>
+          <w:rFonts w:ascii="Arial" w:hAnsi="Arial" w:eastAsia="Arial" w:cs="Arial"/>
+          <w:noProof w:val="0"/>
+          <w:sz w:val="28"/>
+          <w:szCs w:val="28"/>
+          <w:lang w:val="en"/>
+        </w:rPr>
+        <w:t>inet_interfaces</w:t>
+      </w:r>
+      <w:proofErr w:type="spellEnd"/>
+      <w:r>
+        <w:rPr>
+          <w:rFonts w:ascii="Arial" w:hAnsi="Arial" w:eastAsia="Arial" w:cs="Arial"/>
+          <w:noProof w:val="0"/>
+          <w:sz w:val="28"/>
+          <w:szCs w:val="28"/>
+          <w:lang w:val="en"/>
+        </w:rPr>
+        <w:t>=x.x.x.x; loopback-only; all</w:t>
+      </w:r>
+    </w:p>
+    <w:p>
+      <w:pPr>
+        <w:pStyle w:val="Normal"/>
+        <w:rPr>
+          <w:rFonts w:ascii="Arial" w:hAnsi="Arial" w:eastAsia="Arial" w:cs="Arial"/>
+          <w:noProof w:val="0"/>
+          <w:sz w:val="28"/>
+          <w:szCs w:val="28"/>
+          <w:lang w:val="en"/>
+        </w:rPr>
+      </w:pPr>
+      <w:r>
+        <w:rPr>
+          <w:rFonts w:ascii="Arial" w:hAnsi="Arial" w:eastAsia="Arial" w:cs="Arial"/>
+          <w:noProof w:val="0"/>
+          <w:sz w:val="28"/>
+          <w:szCs w:val="28"/>
+          <w:lang w:val="en"/>
+        </w:rPr>
+        <w:t>-</w:t>
+      </w:r>
+      <w:proofErr w:type="spellStart"/>
+      <w:r>
+        <w:rPr>
+          <w:rFonts w:ascii="Arial" w:hAnsi="Arial" w:eastAsia="Arial" w:cs="Arial"/>
+          <w:noProof w:val="0"/>
+          <w:sz w:val="28"/>
+          <w:szCs w:val="28"/>
+          <w:lang w:val="en"/>
+        </w:rPr>
+        <w:t>relayhost</w:t>
+      </w:r>
+      <w:proofErr w:type="spellEnd"/>
+      <w:r>
+        <w:rPr>
+          <w:rFonts w:ascii="Arial" w:hAnsi="Arial" w:eastAsia="Arial" w:cs="Arial"/>
+          <w:noProof w:val="0"/>
+          <w:sz w:val="28"/>
+          <w:szCs w:val="28"/>
+          <w:lang w:val="en"/>
+        </w:rPr>
+        <w:t>=[...]</w:t>
+      </w:r>
+    </w:p>
+    <w:p>
+      <w:pPr>
+        <w:pStyle w:val="Normal"/>
+        <w:rPr>
+          <w:rFonts w:ascii="Arial" w:hAnsi="Arial" w:eastAsia="Arial" w:cs="Arial"/>
+          <w:noProof w:val="0"/>
+          <w:sz w:val="28"/>
+          <w:szCs w:val="28"/>
+          <w:lang w:val="en"/>
+        </w:rPr>
+      </w:pPr>
+      <w:r>
+        <w:rPr>
+          <w:rFonts w:ascii="Arial" w:hAnsi="Arial" w:eastAsia="Arial" w:cs="Arial"/>
+          <w:noProof w:val="0"/>
+          <w:sz w:val="28"/>
+          <w:szCs w:val="28"/>
+          <w:lang w:val="en"/>
+        </w:rPr>
+        <w:t xml:space="preserve">Mynetworks = </w:t>
+      </w:r>
+    </w:p>
+    <w:p>
+      <w:pPr>
+        <w:pStyle w:val="Normal"/>
+        <w:rPr>
+          <w:rFonts w:ascii="Arial" w:hAnsi="Arial" w:eastAsia="Arial" w:cs="Arial"/>
+          <w:noProof w:val="0"/>
+          <w:sz w:val="28"/>
+          <w:szCs w:val="28"/>
+          <w:lang w:val="en"/>
+        </w:rPr>
+      </w:pPr>
+      <w:r>
+        <w:rPr>
+          <w:rFonts w:ascii="Arial" w:hAnsi="Arial" w:eastAsia="Arial" w:cs="Arial"/>
+          <w:noProof w:val="0"/>
+          <w:sz w:val="28"/>
+          <w:szCs w:val="28"/>
+          <w:lang w:val="en"/>
+        </w:rPr>
+        <w:t>-n</w:t>
+      </w:r>
+    </w:p>
+    <w:p>
+      <w:pPr>
+        <w:pStyle w:val="Normal"/>
+        <w:rPr>
+          <w:rFonts w:ascii="Arial" w:hAnsi="Arial" w:eastAsia="Arial" w:cs="Arial"/>
+          <w:noProof w:val="0"/>
+          <w:sz w:val="28"/>
+          <w:szCs w:val="28"/>
+          <w:lang w:val="en"/>
+        </w:rPr>
+      </w:pPr>
+      <w:r>
+        <w:rPr>
+          <w:rFonts w:ascii="Arial" w:hAnsi="Arial" w:eastAsia="Arial" w:cs="Arial"/>
+          <w:noProof w:val="0"/>
+          <w:sz w:val="28"/>
+          <w:szCs w:val="28"/>
+          <w:lang w:val="en"/>
+        </w:rPr>
+        <w:t>-e ‘...’</w:t>
+      </w:r>
+    </w:p>
+    <w:p>
+      <w:pPr>
+        <w:pStyle w:val="Normal"/>
+        <w:rPr>
+          <w:rFonts w:ascii="Arial" w:hAnsi="Arial" w:eastAsia="Arial" w:cs="Arial"/>
+          <w:noProof w:val="0"/>
+          <w:sz w:val="28"/>
+          <w:szCs w:val="28"/>
+          <w:lang w:val="en"/>
+        </w:rPr>
+      </w:pPr>
+    </w:p>
+    <w:p>
+      <w:pPr>
+        <w:pStyle w:val="Normal"/>
+        <w:rPr>
+          <w:rFonts w:ascii="Arial" w:hAnsi="Arial" w:eastAsia="Arial" w:cs="Arial"/>
+          <w:noProof w:val="0"/>
+          <w:sz w:val="28"/>
+          <w:szCs w:val="28"/>
+          <w:lang w:val="en"/>
+        </w:rPr>
+      </w:pPr>
+    </w:p>
+    <w:p>
+      <w:pPr>
+        <w:pStyle w:val="Normal"/>
+        <w:rPr>
+          <w:rFonts w:ascii="Arial" w:hAnsi="Arial" w:eastAsia="Arial" w:cs="Arial"/>
+          <w:noProof w:val="0"/>
+          <w:sz w:val="28"/>
+          <w:szCs w:val="28"/>
+          <w:lang w:val="en"/>
+        </w:rPr>
+      </w:pPr>
+    </w:p>
+    <w:p>
+      <w:pPr>
+        <w:pStyle w:val="Normal"/>
+        <w:rPr>
+          <w:rFonts w:ascii="Arial" w:hAnsi="Arial" w:eastAsia="Arial" w:cs="Arial"/>
+          <w:noProof w:val="0"/>
+          <w:sz w:val="28"/>
+          <w:szCs w:val="28"/>
+          <w:lang w:val="en"/>
+        </w:rPr>
+      </w:pPr>
+      <w:r>
+        <w:rPr>
+          <w:rFonts w:ascii="Arial" w:hAnsi="Arial" w:eastAsia="Arial" w:cs="Arial"/>
+          <w:noProof w:val="0"/>
+          <w:sz w:val="28"/>
+          <w:szCs w:val="28"/>
+          <w:lang w:val="en"/>
+        </w:rPr>
+        <w:t># Postfix configuration file: /etc/postfix/main.cf</w:t>
+      </w:r>
+    </w:p>
+    <w:p>
+      <w:pPr>
+        <w:pStyle w:val="Normal"/>
+        <w:rPr>
+          <w:rFonts w:ascii="Arial" w:hAnsi="Arial" w:eastAsia="Arial" w:cs="Arial"/>
+          <w:noProof w:val="0"/>
+          <w:sz w:val="28"/>
+          <w:szCs w:val="28"/>
+          <w:lang w:val="en"/>
+        </w:rPr>
+      </w:pPr>
+      <w:r>
+        <w:rPr>
+          <w:rFonts w:ascii="Arial" w:hAnsi="Arial" w:eastAsia="Arial" w:cs="Arial"/>
+          <w:noProof w:val="0"/>
+          <w:sz w:val="28"/>
+          <w:szCs w:val="28"/>
+          <w:lang w:val="en"/>
+        </w:rPr>
+        <w:t>Cp –a /etc/postfix/main.cf /etc/postfix/main.cf.bk</w:t>
+      </w:r>
+    </w:p>
+    <w:p>
+      <w:pPr>
+        <w:pStyle w:val="Normal"/>
+        <w:rPr>
+          <w:rFonts w:ascii="Arial" w:hAnsi="Arial" w:eastAsia="Arial" w:cs="Arial"/>
+          <w:noProof w:val="0"/>
+          <w:sz w:val="28"/>
+          <w:szCs w:val="28"/>
+          <w:lang w:val="en"/>
+        </w:rPr>
+      </w:pPr>
+      <w:r>
+        <w:rPr>
+          <w:rFonts w:ascii="Arial" w:hAnsi="Arial" w:eastAsia="Arial" w:cs="Arial"/>
+          <w:noProof w:val="0"/>
+          <w:sz w:val="28"/>
+          <w:szCs w:val="28"/>
+          <w:lang w:val="en"/>
+        </w:rPr>
+        <w:t>Postfix check</w:t>
+      </w:r>
+    </w:p>
+    <w:p>
+      <w:pPr>
+        <w:pStyle w:val="Normal"/>
+        <w:rPr>
+          <w:rFonts w:ascii="Arial" w:hAnsi="Arial" w:eastAsia="Arial" w:cs="Arial"/>
+          <w:noProof w:val="0"/>
+          <w:sz w:val="28"/>
+          <w:szCs w:val="28"/>
+          <w:lang w:val="en"/>
+        </w:rPr>
+      </w:pPr>
+    </w:p>
+    <w:p>
+      <w:pPr>
+        <w:pStyle w:val="Normal"/>
+        <w:rPr>
+          <w:rFonts w:ascii="Arial" w:hAnsi="Arial" w:eastAsia="Arial" w:cs="Arial"/>
+          <w:noProof w:val="0"/>
+          <w:sz w:val="28"/>
+          <w:szCs w:val="28"/>
+          <w:lang w:val="en"/>
+        </w:rPr>
+      </w:pPr>
+      <w:r>
+        <w:rPr>
+          <w:rFonts w:ascii="Arial" w:hAnsi="Arial" w:eastAsia="Arial" w:cs="Arial"/>
+          <w:noProof w:val="0"/>
+          <w:sz w:val="28"/>
+          <w:szCs w:val="28"/>
+          <w:lang w:val="en"/>
+        </w:rPr>
+        <w:t># Service – postfix</w:t>
+      </w:r>
+    </w:p>
+    <w:p>
+      <w:pPr>
+        <w:pStyle w:val="Normal"/>
+        <w:rPr>
+          <w:rFonts w:ascii="Arial" w:hAnsi="Arial" w:eastAsia="Arial" w:cs="Arial"/>
+          <w:noProof w:val="0"/>
+          <w:sz w:val="28"/>
+          <w:szCs w:val="28"/>
+          <w:lang w:val="en"/>
+        </w:rPr>
+      </w:pPr>
+      <w:proofErr w:type="spellStart"/>
+      <w:r>
+        <w:rPr>
+          <w:rFonts w:ascii="Arial" w:hAnsi="Arial" w:eastAsia="Arial" w:cs="Arial"/>
+          <w:noProof w:val="0"/>
+          <w:sz w:val="28"/>
+          <w:szCs w:val="28"/>
+          <w:lang w:val="en"/>
+        </w:rPr>
+        <w:t>Systemctl</w:t>
+      </w:r>
+      <w:proofErr w:type="spellEnd"/>
+      <w:r>
+        <w:rPr>
+          <w:rFonts w:ascii="Arial" w:hAnsi="Arial" w:eastAsia="Arial" w:cs="Arial"/>
+          <w:noProof w:val="0"/>
+          <w:sz w:val="28"/>
+          <w:szCs w:val="28"/>
+          <w:lang w:val="en"/>
+        </w:rPr>
+        <w:t xml:space="preserve"> start postfix; </w:t>
+      </w:r>
+      <w:r>
+        <w:rPr>
+          <w:rFonts w:ascii="Arial" w:hAnsi="Arial" w:eastAsia="Arial" w:cs="Arial"/>
+          <w:noProof w:val="0"/>
+          <w:sz w:val="28"/>
+          <w:szCs w:val="28"/>
+          <w:lang w:val="en"/>
+        </w:rPr>
+        <w:t xml:space="preserve">Systemctl </w:t>
+      </w:r>
+      <w:r>
+        <w:rPr>
+          <w:rFonts w:ascii="Arial" w:hAnsi="Arial" w:eastAsia="Arial" w:cs="Arial"/>
+          <w:noProof w:val="0"/>
+          <w:sz w:val="28"/>
+          <w:szCs w:val="28"/>
+          <w:lang w:val="en"/>
+        </w:rPr>
+        <w:t>enable</w:t>
+      </w:r>
+      <w:r>
+        <w:rPr>
+          <w:rFonts w:ascii="Arial" w:hAnsi="Arial" w:eastAsia="Arial" w:cs="Arial"/>
+          <w:noProof w:val="0"/>
+          <w:sz w:val="28"/>
+          <w:szCs w:val="28"/>
+          <w:lang w:val="en"/>
+        </w:rPr>
+        <w:t>postfix</w:t>
+      </w:r>
+    </w:p>
+    <w:p>
+      <w:pPr>
+        <w:pStyle w:val="Normal"/>
+        <w:rPr>
+          <w:rFonts w:ascii="Arial" w:hAnsi="Arial" w:eastAsia="Arial" w:cs="Arial"/>
+          <w:noProof w:val="0"/>
+          <w:sz w:val="28"/>
+          <w:szCs w:val="28"/>
+          <w:lang w:val="en"/>
+        </w:rPr>
+      </w:pPr>
+      <w:proofErr w:type="spellStart"/>
+      <w:r>
+        <w:rPr>
+          <w:rFonts w:ascii="Arial" w:hAnsi="Arial" w:eastAsia="Arial" w:cs="Arial"/>
+          <w:noProof w:val="0"/>
+          <w:sz w:val="28"/>
+          <w:szCs w:val="28"/>
+          <w:lang w:val="en"/>
+        </w:rPr>
+        <w:t>Systemctl</w:t>
+      </w:r>
+      <w:proofErr w:type="spellEnd"/>
+      <w:r>
+        <w:rPr>
+          <w:rFonts w:ascii="Arial" w:hAnsi="Arial" w:eastAsia="Arial" w:cs="Arial"/>
+          <w:noProof w:val="0"/>
+          <w:sz w:val="28"/>
+          <w:szCs w:val="28"/>
+          <w:lang w:val="en"/>
+        </w:rPr>
+        <w:t xml:space="preserve"> restart postfix ; </w:t>
+      </w:r>
+      <w:proofErr w:type="spellStart"/>
+      <w:r>
+        <w:rPr>
+          <w:rFonts w:ascii="Arial" w:hAnsi="Arial" w:eastAsia="Arial" w:cs="Arial"/>
+          <w:noProof w:val="0"/>
+          <w:sz w:val="28"/>
+          <w:szCs w:val="28"/>
+          <w:lang w:val="en"/>
+        </w:rPr>
+        <w:t>systemctl</w:t>
+      </w:r>
+      <w:proofErr w:type="spellEnd"/>
+      <w:r>
+        <w:rPr>
+          <w:rFonts w:ascii="Arial" w:hAnsi="Arial" w:eastAsia="Arial" w:cs="Arial"/>
+          <w:noProof w:val="0"/>
+          <w:sz w:val="28"/>
+          <w:szCs w:val="28"/>
+          <w:lang w:val="en"/>
+        </w:rPr>
+        <w:t xml:space="preserve"> stop postfix</w:t>
+      </w:r>
+    </w:p>
+    <w:p>
+      <w:pPr>
+        <w:pStyle w:val="Normal"/>
+        <w:rPr>
+          <w:rFonts w:ascii="Arial" w:hAnsi="Arial" w:eastAsia="Arial" w:cs="Arial"/>
+          <w:noProof w:val="0"/>
+          <w:sz w:val="28"/>
+          <w:szCs w:val="28"/>
+          <w:lang w:val="en"/>
+        </w:rPr>
+      </w:pPr>
+    </w:p>
+    <w:p>
+      <w:pPr>
+        <w:pStyle w:val="Normal"/>
+        <w:rPr>
+          <w:rFonts w:ascii="Arial" w:hAnsi="Arial" w:eastAsia="Arial" w:cs="Arial"/>
+          <w:noProof w:val="0"/>
+          <w:sz w:val="28"/>
+          <w:szCs w:val="28"/>
+          <w:lang w:val="en"/>
+        </w:rPr>
+      </w:pPr>
+    </w:p>
+    <w:p>
+      <w:pPr>
+        <w:pStyle w:val="Normal"/>
+        <w:rPr>
+          <w:rFonts w:ascii="Arial" w:hAnsi="Arial" w:eastAsia="Arial" w:cs="Arial"/>
+          <w:noProof w:val="0"/>
+          <w:sz w:val="28"/>
+          <w:szCs w:val="28"/>
+          <w:lang w:val="en"/>
+        </w:rPr>
+      </w:pPr>
+      <w:r>
+        <w:rPr>
+          <w:rFonts w:ascii="Arial" w:hAnsi="Arial" w:eastAsia="Arial" w:cs="Arial"/>
+          <w:noProof w:val="0"/>
+          <w:sz w:val="28"/>
+          <w:szCs w:val="28"/>
+          <w:lang w:val="en"/>
+        </w:rPr>
+        <w:t># Firewall</w:t>
+      </w:r>
+    </w:p>
+    <w:p>
+      <w:r>
+        <w:rPr>
+          <w:rFonts w:ascii="Arial" w:hAnsi="Arial" w:eastAsia="Arial" w:cs="Arial"/>
+          <w:noProof w:val="0"/>
+          <w:sz w:val="28"/>
+          <w:szCs w:val="28"/>
+          <w:lang w:val="en"/>
+        </w:rPr>
+        <w:t>firewall-</w:t>
+      </w:r>
+      <w:proofErr w:type="spellStart"/>
+      <w:r>
+        <w:rPr>
+          <w:rFonts w:ascii="Arial" w:hAnsi="Arial" w:eastAsia="Arial" w:cs="Arial"/>
+          <w:noProof w:val="0"/>
+          <w:sz w:val="28"/>
+          <w:szCs w:val="28"/>
+          <w:lang w:val="en"/>
+        </w:rPr>
+        <w:t>cmd</w:t>
+      </w:r>
+      <w:proofErr w:type="spellEnd"/>
+      <w:r>
+        <w:rPr>
+          <w:rFonts w:ascii="Arial" w:hAnsi="Arial" w:eastAsia="Arial" w:cs="Arial"/>
+          <w:noProof w:val="0"/>
+          <w:sz w:val="28"/>
+          <w:szCs w:val="28"/>
+          <w:lang w:val="en"/>
+        </w:rPr>
+        <w:t xml:space="preserve"> --add-service smtp --permanent; firewall-cmd –reload</w:t>
+      </w:r>
+    </w:p>
+    <w:p>
+      <w:pPr>
+        <w:pStyle w:val="Normal"/>
+        <w:rPr>
+          <w:rFonts w:ascii="Arial" w:hAnsi="Arial" w:eastAsia="Arial" w:cs="Arial"/>
+          <w:noProof w:val="0"/>
+          <w:sz w:val="28"/>
+          <w:szCs w:val="28"/>
+          <w:lang w:val="en"/>
+        </w:rPr>
+      </w:pPr>
+    </w:p>
+    <w:p>
+      <w:pPr>
+        <w:pStyle w:val="Normal"/>
+        <w:rPr>
+          <w:rFonts w:ascii="Arial" w:hAnsi="Arial" w:eastAsia="Arial" w:cs="Arial"/>
+          <w:noProof w:val="0"/>
+          <w:sz w:val="28"/>
+          <w:szCs w:val="28"/>
+          <w:lang w:val="en"/>
+        </w:rPr>
+      </w:pPr>
+    </w:p>
+    <w:p>
+      <w:pPr>
+        <w:pStyle w:val="Normal"/>
+        <w:rPr>
+          <w:rFonts w:ascii="Arial" w:hAnsi="Arial" w:eastAsia="Arial" w:cs="Arial"/>
+          <w:noProof w:val="0"/>
+          <w:sz w:val="28"/>
+          <w:szCs w:val="28"/>
+          <w:lang w:val="en"/>
+        </w:rPr>
+      </w:pPr>
+      <w:r>
+        <w:rPr>
+          <w:rFonts w:ascii="Arial" w:hAnsi="Arial" w:eastAsia="Arial" w:cs="Arial"/>
+          <w:noProof w:val="0"/>
+          <w:sz w:val="28"/>
+          <w:szCs w:val="28"/>
+          <w:lang w:val="en"/>
+        </w:rPr>
+        <w:t># Send mail &amp; view log</w:t>
+      </w:r>
+    </w:p>
+    <w:p>
+      <w:r>
+        <w:rPr>
+          <w:rFonts w:ascii="Arial" w:hAnsi="Arial" w:eastAsia="Arial" w:cs="Arial"/>
+          <w:noProof w:val="0"/>
+          <w:sz w:val="28"/>
+          <w:szCs w:val="28"/>
+          <w:lang w:val="en"/>
+        </w:rPr>
+        <w:t xml:space="preserve">mail -s test1 </w:t>
+      </w:r>
+      <w:hyperlink r:id="R48e24f5715e04ec0">
+        <w:r>
+          <w:rPr>
+            <w:rStyle w:val="Hyperlink"/>
+            <w:rFonts w:ascii="Arial" w:hAnsi="Arial" w:eastAsia="Arial" w:cs="Arial"/>
+            <w:noProof w:val="0"/>
+            <w:sz w:val="28"/>
+            <w:szCs w:val="28"/>
+            <w:lang w:val="en"/>
+          </w:rPr>
+          <w:t>root@mail2.example.com</w:t>
+        </w:r>
+      </w:hyperlink>
+      <w:r>
+        <w:rPr>
+          <w:rFonts w:ascii="Arial" w:hAnsi="Arial" w:eastAsia="Arial" w:cs="Arial"/>
+          <w:noProof w:val="0"/>
+          <w:sz w:val="28"/>
+          <w:szCs w:val="28"/>
+          <w:lang w:val="en"/>
+        </w:rPr>
+        <w:t xml:space="preserve"> &lt; .</w:t>
+      </w:r>
+    </w:p>
+    <w:p>
+      <w:pPr>
+        <w:pStyle w:val="Normal"/>
+      </w:pPr>
+      <w:r>
+        <w:rPr>
+          <w:rFonts w:ascii="Arial" w:hAnsi="Arial" w:eastAsia="Arial" w:cs="Arial"/>
+          <w:noProof w:val="0"/>
+          <w:sz w:val="28"/>
+          <w:szCs w:val="28"/>
+          <w:lang w:val="en"/>
+        </w:rPr>
+        <w:t>tail /var/log/</w:t>
+      </w:r>
+      <w:proofErr w:type="spellStart"/>
+      <w:r>
+        <w:rPr>
+          <w:rFonts w:ascii="Arial" w:hAnsi="Arial" w:eastAsia="Arial" w:cs="Arial"/>
+          <w:noProof w:val="0"/>
+          <w:sz w:val="28"/>
+          <w:szCs w:val="28"/>
+          <w:lang w:val="en"/>
+        </w:rPr>
+        <w:t>maillog</w:t>
+      </w:r>
+      <w:proofErr w:type="spellEnd"/>
+    </w:p>
+    <w:p>
+      <w:pPr>
+        <w:pStyle w:val="Normal"/>
+        <w:rPr>
+          <w:rFonts w:ascii="Arial" w:hAnsi="Arial" w:eastAsia="Arial" w:cs="Arial"/>
+          <w:noProof w:val="0"/>
+          <w:sz w:val="28"/>
+          <w:szCs w:val="28"/>
+          <w:lang w:val="en"/>
+        </w:rPr>
+      </w:pPr>
+    </w:p>
+    <w:p>
+      <w:pPr>
+        <w:pStyle w:val="Normal"/>
+        <w:rPr>
+          <w:rFonts w:ascii="Arial" w:hAnsi="Arial" w:eastAsia="Arial" w:cs="Arial"/>
+          <w:noProof w:val="0"/>
+          <w:sz w:val="28"/>
+          <w:szCs w:val="28"/>
+          <w:lang w:val="en"/>
+        </w:rPr>
+      </w:pPr>
+    </w:p>
+    <w:p>
+      <w:pPr>
+        <w:pStyle w:val="Normal"/>
+        <w:rPr>
+          <w:rFonts w:ascii="Arial" w:hAnsi="Arial" w:eastAsia="Arial" w:cs="Arial"/>
+          <w:noProof w:val="0"/>
+          <w:sz w:val="28"/>
+          <w:szCs w:val="28"/>
+          <w:lang w:val="en"/>
+        </w:rPr>
+      </w:pPr>
+      <w:r>
+        <w:rPr>
+          <w:rFonts w:ascii="Arial" w:hAnsi="Arial" w:eastAsia="Arial" w:cs="Arial"/>
+          <w:noProof w:val="0"/>
+          <w:sz w:val="28"/>
+          <w:szCs w:val="28"/>
+          <w:lang w:val="en"/>
+        </w:rPr>
+        <w:t># Email Client</w:t>
+      </w:r>
+    </w:p>
+    <w:p>
+      <w:pPr>
+        <w:pStyle w:val="Normal"/>
+        <w:rPr>
+          <w:rFonts w:ascii="Arial" w:hAnsi="Arial" w:eastAsia="Arial" w:cs="Arial"/>
+          <w:noProof w:val="0"/>
+          <w:sz w:val="28"/>
+          <w:szCs w:val="28"/>
+          <w:lang w:val="en"/>
+        </w:rPr>
+      </w:pPr>
+      <w:r>
+        <w:rPr>
+          <w:rFonts w:ascii="Arial" w:hAnsi="Arial" w:eastAsia="Arial" w:cs="Arial"/>
+          <w:noProof w:val="0"/>
+          <w:sz w:val="28"/>
+          <w:szCs w:val="28"/>
+          <w:lang w:val="en"/>
+        </w:rPr>
+        <w:t>Yum install –y mailx</w:t>
+      </w:r>
+    </w:p>
+    <w:p>
+      <w:pPr>
+        <w:pStyle w:val="Normal"/>
+        <w:rPr>
+          <w:rFonts w:ascii="Arial" w:hAnsi="Arial" w:eastAsia="Arial" w:cs="Arial"/>
+          <w:noProof w:val="0"/>
+          <w:sz w:val="28"/>
+          <w:szCs w:val="28"/>
+          <w:lang w:val="en"/>
+        </w:rPr>
+      </w:pPr>
+    </w:p>
+    <w:p>
+      <w:pPr>
+        <w:pStyle w:val="Normal"/>
+        <w:rPr>
+          <w:rFonts w:ascii="Arial" w:hAnsi="Arial" w:eastAsia="Arial" w:cs="Arial"/>
+          <w:noProof w:val="0"/>
+          <w:sz w:val="28"/>
+          <w:szCs w:val="28"/>
+          <w:lang w:val="en"/>
+        </w:rPr>
+      </w:pPr>
+      <w:r>
+        <w:rPr>
+          <w:rFonts w:ascii="Arial" w:hAnsi="Arial" w:eastAsia="Arial" w:cs="Arial"/>
+          <w:noProof w:val="0"/>
+          <w:sz w:val="28"/>
+          <w:szCs w:val="28"/>
+          <w:lang w:val="en"/>
+        </w:rPr>
+        <w:t># Troubleshoot</w:t>
+      </w:r>
+    </w:p>
+    <w:p>
+      <w:pPr>
+        <w:pStyle w:val="Normal"/>
+        <w:rPr>
+          <w:rFonts w:ascii="Arial" w:hAnsi="Arial" w:eastAsia="Arial" w:cs="Arial"/>
+          <w:noProof w:val="0"/>
+          <w:sz w:val="28"/>
+          <w:szCs w:val="28"/>
+          <w:lang w:val="en"/>
+        </w:rPr>
+      </w:pPr>
+      <w:proofErr w:type="spellStart"/>
+      <w:r>
+        <w:rPr>
+          <w:rFonts w:ascii="Arial" w:hAnsi="Arial" w:eastAsia="Arial" w:cs="Arial"/>
+          <w:noProof w:val="0"/>
+          <w:sz w:val="28"/>
+          <w:szCs w:val="28"/>
+          <w:lang w:val="en"/>
+        </w:rPr>
+        <w:t>Postqueue</w:t>
+      </w:r>
+      <w:proofErr w:type="spellEnd"/>
+      <w:r>
+        <w:rPr>
+          <w:rFonts w:ascii="Arial" w:hAnsi="Arial" w:eastAsia="Arial" w:cs="Arial"/>
+          <w:noProof w:val="0"/>
+          <w:sz w:val="28"/>
+          <w:szCs w:val="28"/>
+          <w:lang w:val="en"/>
+        </w:rPr>
+        <w:t xml:space="preserve"> –p ; mailq</w:t>
+      </w:r>
+    </w:p>
+    <w:p>
+      <w:pPr>
+        <w:pStyle w:val="Normal"/>
+        <w:rPr>
+          <w:rFonts w:ascii="Arial" w:hAnsi="Arial" w:eastAsia="Arial" w:cs="Arial"/>
+          <w:noProof w:val="0"/>
+          <w:sz w:val="28"/>
+          <w:szCs w:val="28"/>
+          <w:lang w:val="en"/>
+        </w:rPr>
+      </w:pPr>
+      <w:r>
+        <w:rPr>
+          <w:rFonts w:ascii="Arial" w:hAnsi="Arial" w:eastAsia="Arial" w:cs="Arial"/>
+          <w:noProof w:val="0"/>
+          <w:sz w:val="28"/>
+          <w:szCs w:val="28"/>
+          <w:lang w:val="en"/>
+        </w:rPr>
+        <w:t>tail /var/log/</w:t>
+      </w:r>
+      <w:r>
+        <w:rPr>
+          <w:rFonts w:ascii="Arial" w:hAnsi="Arial" w:eastAsia="Arial" w:cs="Arial"/>
+          <w:noProof w:val="0"/>
+          <w:sz w:val="28"/>
+          <w:szCs w:val="28"/>
+          <w:lang w:val="en"/>
+        </w:rPr>
+        <w:t>maillog</w:t>
+      </w:r>
+    </w:p>
+    <w:p>
+      <w:pPr>
+        <w:pStyle w:val="Normal"/>
+        <w:rPr>
+          <w:rFonts w:ascii="Arial" w:hAnsi="Arial" w:eastAsia="Arial" w:cs="Arial"/>
+          <w:noProof w:val="0"/>
+          <w:sz w:val="28"/>
+          <w:szCs w:val="28"/>
+          <w:lang w:val="en"/>
+        </w:rPr>
+      </w:pPr>
+      <w:proofErr w:type="spellStart"/>
+      <w:r>
+        <w:rPr>
+          <w:rFonts w:ascii="Arial" w:hAnsi="Arial" w:eastAsia="Arial" w:cs="Arial"/>
+          <w:noProof w:val="0"/>
+          <w:sz w:val="28"/>
+          <w:szCs w:val="28"/>
+          <w:lang w:val="en"/>
+        </w:rPr>
+        <w:t>Postqueue</w:t>
+      </w:r>
+      <w:proofErr w:type="spellEnd"/>
+      <w:r>
+        <w:rPr>
+          <w:rFonts w:ascii="Arial" w:hAnsi="Arial" w:eastAsia="Arial" w:cs="Arial"/>
+          <w:noProof w:val="0"/>
+          <w:sz w:val="28"/>
+          <w:szCs w:val="28"/>
+          <w:lang w:val="en"/>
+        </w:rPr>
+        <w:t xml:space="preserve"> –</w:t>
+      </w:r>
+      <w:r>
+        <w:rPr>
+          <w:rFonts w:ascii="Arial" w:hAnsi="Arial" w:eastAsia="Arial" w:cs="Arial"/>
+          <w:noProof w:val="0"/>
+          <w:sz w:val="28"/>
+          <w:szCs w:val="28"/>
+          <w:lang w:val="en"/>
+        </w:rPr>
+        <w:t>f</w:t>
+      </w:r>
     </w:p>
     <w:sectPr>
-      <w:pgSz w:w="12240" w:h="15840"/>
+      <w:pgSz w:w="12240" w:h="15840" w:orient="portrait"/>
       <w:pgMar w:top="1440" w:right="1440" w:bottom="1440" w:left="1440" w:header="720" w:footer="720" w:gutter="0"/>
       <w:cols w:space="720"/>
       <w:docGrid w:linePitch="360"/>
@@ -437,6 +1690,16 @@
     <w:semiHidden/>
     <w:unhideWhenUsed/>
   </w:style>
+  <w:style xmlns:w14="http://schemas.microsoft.com/office/word/2010/wordml" xmlns:mc="http://schemas.openxmlformats.org/markup-compatibility/2006" xmlns:w="http://schemas.openxmlformats.org/wordprocessingml/2006/main" w:type="character" w:styleId="Hyperlink" mc:Ignorable="w14">
+    <w:name xmlns:w="http://schemas.openxmlformats.org/wordprocessingml/2006/main" w:val="Hyperlink"/>
+    <w:basedOn xmlns:w="http://schemas.openxmlformats.org/wordprocessingml/2006/main" w:val="DefaultParagraphFont"/>
+    <w:uiPriority xmlns:w="http://schemas.openxmlformats.org/wordprocessingml/2006/main" w:val="99"/>
+    <w:unhideWhenUsed xmlns:w="http://schemas.openxmlformats.org/wordprocessingml/2006/main"/>
+    <w:rPr xmlns:w="http://schemas.openxmlformats.org/wordprocessingml/2006/main">
+      <w:color w:val="0563C1" w:themeColor="hyperlink"/>
+      <w:u w:val="single"/>
+    </w:rPr>
+  </w:style>
 </w:styles>
 </file>
 
